--- a/Files/TestFiles/DraftToolLogic.docx
+++ b/Files/TestFiles/DraftToolLogic.docx
@@ -87,7 +87,23 @@
           <w:b/>
           <w:bCs/>
         </w:rPr>
-        <w:t>), Trade Offers, Attempt to trade up (have a manual override trade option as well)</w:t>
+        <w:t xml:space="preserve">), Trade Offers, </w:t>
+      </w:r>
+      <w:proofErr w:type="gramStart"/>
+      <w:r>
+        <w:rPr>
+          <w:b/>
+          <w:bCs/>
+        </w:rPr>
+        <w:t>Attempt</w:t>
+      </w:r>
+      <w:proofErr w:type="gramEnd"/>
+      <w:r>
+        <w:rPr>
+          <w:b/>
+          <w:bCs/>
+        </w:rPr>
+        <w:t xml:space="preserve"> to trade up (have a manual override trade option as well)</w:t>
       </w:r>
     </w:p>
     <w:p>
@@ -129,12 +145,21 @@
           <w:bCs/>
         </w:rPr>
       </w:pPr>
-      <w:r>
-        <w:rPr>
-          <w:b/>
-          <w:bCs/>
-        </w:rPr>
-        <w:t>Mel Kiper Best Available (</w:t>
+      <w:proofErr w:type="gramStart"/>
+      <w:r>
+        <w:rPr>
+          <w:b/>
+          <w:bCs/>
+        </w:rPr>
+        <w:t>Mel Kiper Best Available</w:t>
+      </w:r>
+      <w:proofErr w:type="gramEnd"/>
+      <w:r>
+        <w:rPr>
+          <w:b/>
+          <w:bCs/>
+        </w:rPr>
+        <w:t xml:space="preserve"> (</w:t>
       </w:r>
       <w:r>
         <w:rPr>
@@ -155,7 +180,39 @@
           <w:b/>
           <w:bCs/>
         </w:rPr>
-        <w:t xml:space="preserve"> order, read off of DraftBoard doc</w:t>
+        <w:t xml:space="preserve"> order, read </w:t>
+      </w:r>
+      <w:proofErr w:type="gramStart"/>
+      <w:r>
+        <w:rPr>
+          <w:b/>
+          <w:bCs/>
+        </w:rPr>
+        <w:t>off of</w:t>
+      </w:r>
+      <w:proofErr w:type="gramEnd"/>
+      <w:r>
+        <w:rPr>
+          <w:b/>
+          <w:bCs/>
+        </w:rPr>
+        <w:t xml:space="preserve"> </w:t>
+      </w:r>
+      <w:proofErr w:type="spellStart"/>
+      <w:r>
+        <w:rPr>
+          <w:b/>
+          <w:bCs/>
+        </w:rPr>
+        <w:t>DraftBoard</w:t>
+      </w:r>
+      <w:proofErr w:type="spellEnd"/>
+      <w:r>
+        <w:rPr>
+          <w:b/>
+          <w:bCs/>
+        </w:rPr>
+        <w:t xml:space="preserve"> doc</w:t>
       </w:r>
       <w:r>
         <w:rPr>
@@ -230,7 +287,23 @@
           <w:b/>
           <w:bCs/>
         </w:rPr>
-        <w:t xml:space="preserve"> (Read off GMInfo doc)</w:t>
+        <w:t xml:space="preserve"> (Read off </w:t>
+      </w:r>
+      <w:proofErr w:type="spellStart"/>
+      <w:r>
+        <w:rPr>
+          <w:b/>
+          <w:bCs/>
+        </w:rPr>
+        <w:t>GMInfo</w:t>
+      </w:r>
+      <w:proofErr w:type="spellEnd"/>
+      <w:r>
+        <w:rPr>
+          <w:b/>
+          <w:bCs/>
+        </w:rPr>
+        <w:t xml:space="preserve"> doc)</w:t>
       </w:r>
     </w:p>
     <w:p>
@@ -288,21 +361,25 @@
           <w:numId w:val="1"/>
         </w:numPr>
       </w:pPr>
+      <w:proofErr w:type="spellStart"/>
       <w:r>
         <w:t>DraftPicks</w:t>
       </w:r>
-    </w:p>
-    <w:p>
-      <w:pPr>
-        <w:pStyle w:val="ListParagraph"/>
-        <w:numPr>
-          <w:ilvl w:val="1"/>
-          <w:numId w:val="1"/>
-        </w:numPr>
-      </w:pPr>
+      <w:proofErr w:type="spellEnd"/>
+    </w:p>
+    <w:p>
+      <w:pPr>
+        <w:pStyle w:val="ListParagraph"/>
+        <w:numPr>
+          <w:ilvl w:val="1"/>
+          <w:numId w:val="1"/>
+        </w:numPr>
+      </w:pPr>
+      <w:proofErr w:type="spellStart"/>
       <w:r>
         <w:t>DraftPickValueChart</w:t>
       </w:r>
+      <w:proofErr w:type="spellEnd"/>
     </w:p>
     <w:p>
       <w:pPr>
@@ -319,10 +396,26 @@
         <w:t>Team Info sheet (</w:t>
       </w:r>
       <w:r>
-        <w:t>GM Traits, T</w:t>
-      </w:r>
-      <w:r>
-        <w:t>eamName, TeamIndex)</w:t>
+        <w:t xml:space="preserve">GM Traits, </w:t>
+      </w:r>
+      <w:proofErr w:type="spellStart"/>
+      <w:r>
+        <w:t>T</w:t>
+      </w:r>
+      <w:r>
+        <w:t>eamName</w:t>
+      </w:r>
+      <w:proofErr w:type="spellEnd"/>
+      <w:r>
+        <w:t xml:space="preserve">, </w:t>
+      </w:r>
+      <w:proofErr w:type="spellStart"/>
+      <w:r>
+        <w:t>TeamIndex</w:t>
+      </w:r>
+      <w:proofErr w:type="spellEnd"/>
+      <w:r>
+        <w:t>)</w:t>
       </w:r>
     </w:p>
     <w:p>
@@ -391,7 +484,15 @@
         </w:numPr>
       </w:pPr>
       <w:r>
-        <w:t>Max: Default Rank + max(10, 1x draft position)</w:t>
+        <w:t xml:space="preserve">Max: Default Rank + </w:t>
+      </w:r>
+      <w:proofErr w:type="gramStart"/>
+      <w:r>
+        <w:t>max(</w:t>
+      </w:r>
+      <w:proofErr w:type="gramEnd"/>
+      <w:r>
+        <w:t>10, 1x draft position)</w:t>
       </w:r>
     </w:p>
     <w:p>
@@ -403,7 +504,15 @@
         </w:numPr>
       </w:pPr>
       <w:r>
-        <w:t>Min: Default Rank - max(10,1/2 x draft position)</w:t>
+        <w:t xml:space="preserve">Min: Default Rank - </w:t>
+      </w:r>
+      <w:proofErr w:type="gramStart"/>
+      <w:r>
+        <w:t>max(</w:t>
+      </w:r>
+      <w:proofErr w:type="gramEnd"/>
+      <w:r>
+        <w:t>10,1/2 x draft position)</w:t>
       </w:r>
     </w:p>
     <w:p>
@@ -472,10 +581,23 @@
         <w:t xml:space="preserve"> (Similar</w:t>
       </w:r>
       <w:r>
-        <w:t>-ish</w:t>
-      </w:r>
-      <w:r>
-        <w:t xml:space="preserve"> to FreeAgent logic)</w:t>
+        <w:t>-</w:t>
+      </w:r>
+      <w:proofErr w:type="spellStart"/>
+      <w:r>
+        <w:t>ish</w:t>
+      </w:r>
+      <w:proofErr w:type="spellEnd"/>
+      <w:r>
+        <w:t xml:space="preserve"> to </w:t>
+      </w:r>
+      <w:proofErr w:type="spellStart"/>
+      <w:r>
+        <w:t>FreeAgent</w:t>
+      </w:r>
+      <w:proofErr w:type="spellEnd"/>
+      <w:r>
+        <w:t xml:space="preserve"> logic)</w:t>
       </w:r>
     </w:p>
     <w:p>
@@ -523,7 +645,15 @@
         </w:numPr>
       </w:pPr>
       <w:r>
-        <w:t>If player is both the best need on board and best overall player on board, than pick them</w:t>
+        <w:t xml:space="preserve">If player is both the best need on board and best overall player on board, </w:t>
+      </w:r>
+      <w:proofErr w:type="gramStart"/>
+      <w:r>
+        <w:t>than</w:t>
+      </w:r>
+      <w:proofErr w:type="gramEnd"/>
+      <w:r>
+        <w:t xml:space="preserve"> pick them</w:t>
       </w:r>
     </w:p>
     <w:p>
@@ -538,7 +668,15 @@
         <w:t>No QB in 1st round</w:t>
       </w:r>
       <w:r>
-        <w:t xml:space="preserve"> (we will still do for now)</w:t>
+        <w:t xml:space="preserve"> (we will still </w:t>
+      </w:r>
+      <w:proofErr w:type="gramStart"/>
+      <w:r>
+        <w:t>do</w:t>
+      </w:r>
+      <w:proofErr w:type="gramEnd"/>
+      <w:r>
+        <w:t xml:space="preserve"> for now)</w:t>
       </w:r>
     </w:p>
     <w:p>
@@ -551,7 +689,23 @@
       </w:pPr>
       <w:r>
         <w:lastRenderedPageBreak/>
-        <w:t>Update Player sheet after each pick so needs are updated for next pick (ContractStatus = Signed, TeamIndex = Drafted Team ID</w:t>
+        <w:t>Update Player sheet after each pick so needs are updated for next pick (</w:t>
+      </w:r>
+      <w:proofErr w:type="spellStart"/>
+      <w:r>
+        <w:t>ContractStatus</w:t>
+      </w:r>
+      <w:proofErr w:type="spellEnd"/>
+      <w:r>
+        <w:t xml:space="preserve"> = Signed, </w:t>
+      </w:r>
+      <w:proofErr w:type="spellStart"/>
+      <w:r>
+        <w:t>TeamIndex</w:t>
+      </w:r>
+      <w:proofErr w:type="spellEnd"/>
+      <w:r>
+        <w:t xml:space="preserve"> = Drafted Team ID</w:t>
       </w:r>
     </w:p>
     <w:p>
@@ -634,8 +788,13 @@
           <w:numId w:val="1"/>
         </w:numPr>
       </w:pPr>
-      <w:r>
-        <w:t>DraftPicks sheet updated with trades</w:t>
+      <w:proofErr w:type="spellStart"/>
+      <w:r>
+        <w:t>DraftPicks</w:t>
+      </w:r>
+      <w:proofErr w:type="spellEnd"/>
+      <w:r>
+        <w:t xml:space="preserve"> sheet updated with trades</w:t>
       </w:r>
     </w:p>
     <w:p>
@@ -648,6 +807,340 @@
       </w:pPr>
       <w:r>
         <w:t>All Trades that occurred (for testing purposes)</w:t>
+      </w:r>
+    </w:p>
+    <w:p>
+      <w:pPr>
+        <w:pStyle w:val="ListParagraph"/>
+        <w:numPr>
+          <w:ilvl w:val="0"/>
+          <w:numId w:val="1"/>
+        </w:numPr>
+      </w:pPr>
+      <w:r>
+        <w:t>Trade Logic</w:t>
+      </w:r>
+    </w:p>
+    <w:p>
+      <w:pPr>
+        <w:pStyle w:val="ListParagraph"/>
+        <w:numPr>
+          <w:ilvl w:val="1"/>
+          <w:numId w:val="1"/>
+        </w:numPr>
+      </w:pPr>
+      <w:r>
+        <w:t xml:space="preserve">Will </w:t>
+      </w:r>
+      <w:r>
+        <w:t>CPU t</w:t>
+      </w:r>
+      <w:r>
+        <w:t>eam consider trading down</w:t>
+      </w:r>
+    </w:p>
+    <w:p>
+      <w:pPr>
+        <w:pStyle w:val="ListParagraph"/>
+        <w:numPr>
+          <w:ilvl w:val="1"/>
+          <w:numId w:val="1"/>
+        </w:numPr>
+      </w:pPr>
+      <w:r>
+        <w:t xml:space="preserve">Use GM trait for trading up/down likelihood </w:t>
+      </w:r>
+      <w:proofErr w:type="spellStart"/>
+      <w:r>
+        <w:t>inc</w:t>
+      </w:r>
+      <w:proofErr w:type="spellEnd"/>
+      <w:r>
+        <w:t>/dec</w:t>
+      </w:r>
+    </w:p>
+    <w:p>
+      <w:pPr>
+        <w:pStyle w:val="ListParagraph"/>
+        <w:numPr>
+          <w:ilvl w:val="1"/>
+          <w:numId w:val="1"/>
+        </w:numPr>
+      </w:pPr>
+      <w:r>
+        <w:t>Pick hot/cold zones for trades (late 1</w:t>
+      </w:r>
+      <w:r>
+        <w:rPr>
+          <w:vertAlign w:val="superscript"/>
+        </w:rPr>
+        <w:t>st</w:t>
+      </w:r>
+      <w:r>
+        <w:t>, early 2</w:t>
+      </w:r>
+      <w:r>
+        <w:rPr>
+          <w:vertAlign w:val="superscript"/>
+        </w:rPr>
+        <w:t>nd</w:t>
+      </w:r>
+      <w:r>
+        <w:t>) (not many trades round 6/7)</w:t>
+      </w:r>
+    </w:p>
+    <w:p>
+      <w:pPr>
+        <w:pStyle w:val="ListParagraph"/>
+        <w:numPr>
+          <w:ilvl w:val="1"/>
+          <w:numId w:val="1"/>
+        </w:numPr>
+      </w:pPr>
+      <w:r>
+        <w:t>If team is willing to trade down, what teams would they consider, how far will they consider moving down</w:t>
+      </w:r>
+    </w:p>
+    <w:p>
+      <w:pPr>
+        <w:pStyle w:val="ListParagraph"/>
+        <w:numPr>
+          <w:ilvl w:val="1"/>
+          <w:numId w:val="1"/>
+        </w:numPr>
+      </w:pPr>
+      <w:r>
+        <w:t>Will team consider trading up (</w:t>
+      </w:r>
+      <w:r>
+        <w:t>distance multiplier</w:t>
+      </w:r>
+      <w:r>
+        <w:t xml:space="preserve"> from pick?)</w:t>
+      </w:r>
+    </w:p>
+    <w:p>
+      <w:pPr>
+        <w:pStyle w:val="ListParagraph"/>
+        <w:numPr>
+          <w:ilvl w:val="2"/>
+          <w:numId w:val="1"/>
+        </w:numPr>
+      </w:pPr>
+      <w:r>
+        <w:t xml:space="preserve">(Current Pick - Top player on big board rank) / </w:t>
+      </w:r>
+      <w:proofErr w:type="spellStart"/>
+      <w:r>
+        <w:t>CurrentPick</w:t>
+      </w:r>
+      <w:proofErr w:type="spellEnd"/>
+    </w:p>
+    <w:p>
+      <w:pPr>
+        <w:pStyle w:val="ListParagraph"/>
+        <w:numPr>
+          <w:ilvl w:val="3"/>
+          <w:numId w:val="1"/>
+        </w:numPr>
+      </w:pPr>
+      <w:r>
+        <w:t>Closer to 1 means player is falling that trade up team wants</w:t>
+      </w:r>
+    </w:p>
+    <w:p>
+      <w:pPr>
+        <w:pStyle w:val="ListParagraph"/>
+        <w:numPr>
+          <w:ilvl w:val="1"/>
+          <w:numId w:val="1"/>
+        </w:numPr>
+      </w:pPr>
+      <w:r>
+        <w:t>What does team trading down want value wise vs value from team trading up</w:t>
+      </w:r>
+    </w:p>
+    <w:p>
+      <w:pPr>
+        <w:pStyle w:val="ListParagraph"/>
+        <w:numPr>
+          <w:ilvl w:val="2"/>
+          <w:numId w:val="1"/>
+        </w:numPr>
+      </w:pPr>
+      <w:r>
+        <w:t xml:space="preserve">More likely to/want </w:t>
+      </w:r>
+      <w:proofErr w:type="gramStart"/>
+      <w:r>
+        <w:t>overpay</w:t>
+      </w:r>
+      <w:proofErr w:type="gramEnd"/>
+      <w:r>
+        <w:t xml:space="preserve"> than underpay (especially Round 1 and 2)</w:t>
+      </w:r>
+    </w:p>
+    <w:p>
+      <w:pPr>
+        <w:pStyle w:val="ListParagraph"/>
+        <w:numPr>
+          <w:ilvl w:val="1"/>
+          <w:numId w:val="1"/>
+        </w:numPr>
+      </w:pPr>
+      <w:r>
+        <w:t>How will teams put package together</w:t>
+      </w:r>
+    </w:p>
+    <w:p>
+      <w:pPr>
+        <w:pStyle w:val="ListParagraph"/>
+        <w:numPr>
+          <w:ilvl w:val="2"/>
+          <w:numId w:val="1"/>
+        </w:numPr>
+      </w:pPr>
+      <w:proofErr w:type="gramStart"/>
+      <w:r>
+        <w:t>More often than not</w:t>
+      </w:r>
+      <w:proofErr w:type="gramEnd"/>
+      <w:r>
+        <w:t xml:space="preserve">, team trading up should offer pick of highest value that does not exceed the </w:t>
+      </w:r>
+      <w:r>
+        <w:t xml:space="preserve">value of the </w:t>
+      </w:r>
+      <w:r>
+        <w:t>pick they are trading up for</w:t>
+      </w:r>
+    </w:p>
+    <w:p>
+      <w:pPr>
+        <w:pStyle w:val="ListParagraph"/>
+        <w:numPr>
+          <w:ilvl w:val="2"/>
+          <w:numId w:val="1"/>
+        </w:numPr>
+      </w:pPr>
+      <w:r>
+        <w:t>Limit number of picks that can be moved both directions</w:t>
+      </w:r>
+    </w:p>
+    <w:p>
+      <w:pPr>
+        <w:pStyle w:val="ListParagraph"/>
+        <w:numPr>
+          <w:ilvl w:val="2"/>
+          <w:numId w:val="1"/>
+        </w:numPr>
+      </w:pPr>
+      <w:r>
+        <w:t>Limit number of net picks being moved</w:t>
+      </w:r>
+    </w:p>
+    <w:p>
+      <w:pPr>
+        <w:pStyle w:val="ListParagraph"/>
+        <w:numPr>
+          <w:ilvl w:val="1"/>
+          <w:numId w:val="1"/>
+        </w:numPr>
+      </w:pPr>
+      <w:r>
+        <w:t>If c</w:t>
+      </w:r>
+      <w:r>
+        <w:t>urrent pick on the clock is traded, make sure it cannot be traded again</w:t>
+      </w:r>
+    </w:p>
+    <w:p>
+      <w:pPr>
+        <w:pStyle w:val="ListParagraph"/>
+        <w:numPr>
+          <w:ilvl w:val="1"/>
+          <w:numId w:val="1"/>
+        </w:numPr>
+      </w:pPr>
+      <w:r>
+        <w:t>Order</w:t>
+      </w:r>
+    </w:p>
+    <w:p>
+      <w:pPr>
+        <w:pStyle w:val="ListParagraph"/>
+        <w:numPr>
+          <w:ilvl w:val="2"/>
+          <w:numId w:val="1"/>
+        </w:numPr>
+      </w:pPr>
+      <w:r>
+        <w:t xml:space="preserve">Will team even consider moving down (if </w:t>
+      </w:r>
+      <w:proofErr w:type="gramStart"/>
+      <w:r>
+        <w:t>no</w:t>
+      </w:r>
+      <w:proofErr w:type="gramEnd"/>
+      <w:r>
+        <w:t>, don’t generate trade offers)</w:t>
+      </w:r>
+    </w:p>
+    <w:p>
+      <w:pPr>
+        <w:pStyle w:val="ListParagraph"/>
+        <w:numPr>
+          <w:ilvl w:val="2"/>
+          <w:numId w:val="1"/>
+        </w:numPr>
+      </w:pPr>
+      <w:r>
+        <w:t>If yes, determine which of the other 30 CPU teams will make offer</w:t>
+      </w:r>
+    </w:p>
+    <w:p>
+      <w:pPr>
+        <w:pStyle w:val="ListParagraph"/>
+        <w:numPr>
+          <w:ilvl w:val="2"/>
+          <w:numId w:val="1"/>
+        </w:numPr>
+      </w:pPr>
+      <w:r>
+        <w:t>Store trade offers, allow user to attempt trade up</w:t>
+      </w:r>
+    </w:p>
+    <w:p>
+      <w:pPr>
+        <w:pStyle w:val="ListParagraph"/>
+        <w:numPr>
+          <w:ilvl w:val="2"/>
+          <w:numId w:val="1"/>
+        </w:numPr>
+      </w:pPr>
+      <w:r>
+        <w:t>Trade</w:t>
+      </w:r>
+      <w:r>
+        <w:t>/failed trade</w:t>
+      </w:r>
+      <w:r>
+        <w:t xml:space="preserve"> should occur upon sim pic</w:t>
+      </w:r>
+      <w:r>
+        <w:t>k</w:t>
+      </w:r>
+    </w:p>
+    <w:p>
+      <w:pPr>
+        <w:pStyle w:val="ListParagraph"/>
+        <w:numPr>
+          <w:ilvl w:val="2"/>
+          <w:numId w:val="1"/>
+        </w:numPr>
+      </w:pPr>
+      <w:r>
+        <w:t>If current pick on the clock is traded, make sure it cannot be traded again</w:t>
       </w:r>
     </w:p>
     <w:sectPr>
@@ -665,7 +1158,7 @@
   <w:abstractNum w:abstractNumId="0" w15:restartNumberingAfterBreak="0">
     <w:nsid w:val="77194A90"/>
     <w:multiLevelType w:val="hybridMultilevel"/>
-    <w:tmpl w:val="963859BC"/>
+    <w:tmpl w:val="F3301E9C"/>
     <w:lvl w:ilvl="0" w:tplc="04090001">
       <w:start w:val="1"/>
       <w:numFmt w:val="bullet"/>
@@ -1384,7 +1877,6 @@
   <w:style w:type="character" w:default="1" w:styleId="DefaultParagraphFont">
     <w:name w:val="Default Paragraph Font"/>
     <w:uiPriority w:val="1"/>
-    <w:semiHidden/>
     <w:unhideWhenUsed/>
   </w:style>
   <w:style w:type="table" w:default="1" w:styleId="TableNormal">
